--- a/p5/P5_Holiday_Program_Guide.docx
+++ b/p5/P5_Holiday_Program_Guide.docx
@@ -5006,7 +5006,7 @@
                 <w:sz w:val="20"/>
                 <w:szCs w:val="20"/>
               </w:rPr>
-              <w:t xml:space="preserve">The tutor shares the slides and builds each bar model click by click. Children draw their models on whiteboards and hold them up to the camera together. For the explore, each child moves paper squares on the desk with the camera pointing down.</w:t>
+              <w:t xml:space="preserve">The tutor shares the slides and builds each bar model click by click. Children draw their models on whiteboards and hold them up to the camera together. For the explore, children move 18 + 6 paper squares on the desk with the camera up as usual and hold the table up to the camera; or use the interactive version on the slide.</w:t>
             </w:r>
           </w:p>
         </w:tc>
@@ -5145,7 +5145,7 @@
                 <w:sz w:val="20"/>
                 <w:szCs w:val="20"/>
               </w:rPr>
-              <w:t xml:space="preserve">The tutor shares the slides and clicks to draw heights and reveal each step. For the explore, children draw and cut their rectangle with the camera pointing down at the desk, and hold up the pieces to show they fit. Whiteboards are held up together for the quick questions.</w:t>
+              <w:t xml:space="preserve">The tutor shares the slides and clicks to draw heights and reveal each step. For the explore, children draw and cut their rectangle with the camera up as usual, and hold the cut pieces up to the camera to show they fit (or use the interactive version on the slide). Whiteboards are held up together for the quick questions.</w:t>
             </w:r>
           </w:p>
         </w:tc>
@@ -5807,7 +5807,7 @@
                 <w:sz w:val="20"/>
                 <w:szCs w:val="20"/>
               </w:rPr>
-              <w:t xml:space="preserve">Matchsticks or toothpicks (about 40), square paper tiles or the square grid from the cut-out pages, mini whiteboard, workbook.</w:t>
+              <w:t xml:space="preserve">Matchsticks or toothpicks (about 20 per child, 40 if possible), square paper tiles or the square grid from the cut-out pages, mini whiteboard, workbook.</w:t>
             </w:r>
           </w:p>
         </w:tc>
@@ -5946,7 +5946,7 @@
                 <w:sz w:val="20"/>
                 <w:szCs w:val="20"/>
               </w:rPr>
-              <w:t xml:space="preserve">Puzzle cards for 4 stations (backwards, logic, counting, guess and check), mini whiteboards, scrap paper, a 3 by 4 grid drawn on paper, certificates, stamps.</w:t>
+              <w:t xml:space="preserve">Four puzzle cards shown on the slide, or sent as images to each breakout room (backwards, logic, counting, guess and check), mini whiteboards, scrap paper, a 3 by 4 grid drawn on paper, certificates, stamps.</w:t>
             </w:r>
           </w:p>
         </w:tc>
@@ -10111,7 +10111,7 @@
                 <w:sz w:val="20"/>
                 <w:szCs w:val="20"/>
               </w:rPr>
-              <w:t xml:space="preserve">Workbook Challenge 7: Ali writes all the whole numbers from 1 to 1 000 000. How many digits does he write?</w:t>
+              <w:t xml:space="preserve">Workbook Challenge 7: Ali writes all the whole numbers from 1 to 1000. How many digits does he write? (Go further: how many if he writes all the numbers from 1 to 1 000 000?)</w:t>
             </w:r>
           </w:p>
         </w:tc>
@@ -10144,7 +10144,7 @@
                 <w:sz w:val="20"/>
                 <w:szCs w:val="20"/>
               </w:rPr>
-              <w:t xml:space="preserve">5 888 896.  9 × 1 + 90 × 2 + 900 × 3 + 9000 × 4 + 90 000 × 5 + 900 000 × 6 + 7 = 9 + 180 + 2700 + 36 000 + 450 000 + 5 400 000 + 7.</w:t>
+              <w:t xml:space="preserve">2893.  9 × 1 + 90 × 2 + 900 × 3 + 4 = 9 + 180 + 2700 + 4.  Go further: 5 888 896  (9 × 1 + 90 × 2 + 900 × 3 + 9000 × 4 + 90 000 × 5 + 900 000 × 6 + 7 = 9 + 180 + 2700 + 36 000 + 450 000 + 5 400 000 + 7).</w:t>
             </w:r>
           </w:p>
         </w:tc>
@@ -11106,7 +11106,7 @@
                 <w:sz w:val="20"/>
                 <w:szCs w:val="20"/>
               </w:rPr>
-              <w:t xml:space="preserve">Link fractions and division (3 ÷ 4 = 3/4) and divide a proper fraction by a whole number; write fractions as the sum of two different unit fractions by testing in order; solve fraction-of-a-remainder problems forwards and backwards with a bar model; and spot and explain patterns in fraction sums.</w:t>
+              <w:t xml:space="preserve">Link fractions and division (3 ÷ 4 = 3/4) and (as a preview of P6) divide a proper fraction by a whole number; write fractions as the sum of two different unit fractions by testing in order; solve fraction-of-a-remainder problems forwards and backwards with a bar model; and spot and explain patterns in fraction sums.</w:t>
             </w:r>
           </w:p>
         </w:tc>
@@ -14972,7 +14972,7 @@
           <w:sz w:val="20"/>
           <w:szCs w:val="20"/>
         </w:rPr>
-        <w:t xml:space="preserve">(a) 5/8  (b) 9/4 = 2 1/4 m  (c) 1/8  (d) Group A. 2/3 = 10/15 and 3/5 = 9/15. (Or: each child in A is 1/3 short of a whole pizza, in B 2/5 short, and 2/5 is more than 1/3.)</w:t>
+        <w:t xml:space="preserve">(a) 5/8  (b) 9/4 = 2 1/4 m  (c) Group A. 2/3 = 10/15 and 3/5 = 9/15. (Or: each child in A is 1/3 short of a whole pizza, in B 2/5 short, and 2/5 is more than 1/3.)  (d) stretch: 1/8</w:t>
       </w:r>
     </w:p>
     <w:p>
@@ -15441,7 +15441,7 @@
                 <w:sz w:val="20"/>
                 <w:szCs w:val="20"/>
               </w:rPr>
-              <w:t xml:space="preserve">The tutor shares the slides and builds each bar model click by click. Children draw their models on whiteboards and hold them up to the camera together. For the explore, each child moves paper squares on the desk with the camera pointing down.</w:t>
+              <w:t xml:space="preserve">The tutor shares the slides and builds each bar model click by click. Children draw their models on whiteboards and hold them up to the camera together. For the explore, children move 18 + 6 paper squares on the desk with the camera up as usual and hold the table up to the camera; or use the interactive version on the slide.</w:t>
             </w:r>
           </w:p>
         </w:tc>
@@ -19213,7 +19213,7 @@
           <w:sz w:val="20"/>
           <w:szCs w:val="20"/>
         </w:rPr>
-        <w:t xml:space="preserve">(a) Blue (only red beads were added)  (b) 70 (blue 4 units, red 3 units → 6 units; 3 units = 30, 1 unit = 10)  (c) 100</w:t>
+        <w:t xml:space="preserve">(a) Blue (only red beads were added)  (b) blue 4 units; 4 units; the whole box is 10 units (blue is 2 out of every 5, so 4 units = 2 parts and 1 part = 2 units)  (c) 70 (red 3 units at first and 6 units now, so 3 units = 30 and 1 unit = 10)  (d) 100</w:t>
       </w:r>
     </w:p>
     <w:p>
@@ -19557,7 +19557,7 @@
                 <w:sz w:val="20"/>
                 <w:szCs w:val="20"/>
               </w:rPr>
-              <w:t xml:space="preserve">The tutor shares the slides and clicks to draw heights and reveal each step. For the explore, children draw and cut their rectangle with the camera pointing down at the desk, and hold up the pieces to show they fit. Whiteboards are held up together for the quick questions.</w:t>
+              <w:t xml:space="preserve">The tutor shares the slides and clicks to draw heights and reveal each step. For the explore, children draw and cut their rectangle with the camera up as usual, and hold the cut pieces up to the camera to show they fit (or use the interactive version on the slide). Whiteboards are held up together for the quick questions.</w:t>
             </w:r>
           </w:p>
         </w:tc>
@@ -29233,7 +29233,7 @@
           <w:sz w:val="21"/>
           <w:szCs w:val="21"/>
         </w:rPr>
-        <w:t xml:space="preserve">“5 kg of rice cost $9.50. I want the price of 1 kg first: $9.50 ÷ 5 = $1.90. Now anything is easy: 3 kg is 3 × $1.90 = $5.70. And backwards: $13.30 buys 13.30 ÷ 1.90 = 7 kg.”</w:t>
+        <w:t xml:space="preserve">“5 kg of rice cost $9.50. I want the price of 1 kg first: $9.50 ÷ 5 = $1.90. Now anything is easy: 3 kg is 3 × $1.90 = $5.70. And backwards: $13.30 is 1330 cents and 1 kg costs 190 cents, so 1330 ÷ 190 = 133 ÷ 19 = 7 kg.”</w:t>
       </w:r>
     </w:p>
     <w:p>
@@ -30775,7 +30775,7 @@
           <w:sz w:val="21"/>
           <w:szCs w:val="21"/>
         </w:rPr>
-        <w:t xml:space="preserve">“Tap A fills a tank in 20 minutes, tap B in 30 minutes. Ben says together 50 minutes, Mei says 25 minutes. Who is right?”</w:t>
+        <w:t xml:space="preserve">“Is the biggest pack always the best buy? Give an example with numbers.”</w:t>
       </w:r>
     </w:p>
     <w:p>
@@ -30803,7 +30803,7 @@
           <w:sz w:val="21"/>
           <w:szCs w:val="21"/>
         </w:rPr>
-        <w:t xml:space="preserve">“Is the biggest pack always the best buy?”</w:t>
+        <w:t xml:space="preserve">“Where did you see a bigger pack that was NOT the better buy today?”</w:t>
       </w:r>
     </w:p>
     <w:tbl>
@@ -30932,7 +30932,7 @@
                 <w:sz w:val="20"/>
                 <w:szCs w:val="20"/>
               </w:rPr>
-              <w:t xml:space="preserve">Tap A fills a tank in 20 minutes. Tap B fills it in 30 minutes. Ben says that together they take 50 minutes. Mei says 25 minutes. Who is right?</w:t>
+              <w:t xml:space="preserve">Is the biggest pack always the best buy? Give an example with numbers.</w:t>
             </w:r>
           </w:p>
         </w:tc>
@@ -30965,7 +30965,7 @@
                 <w:sz w:val="20"/>
                 <w:szCs w:val="20"/>
               </w:rPr>
-              <w:t xml:space="preserve">Neither. Together the taps must be faster than either tap alone, so the answer is less than 20 minutes. Pretend the tank holds 60 ℓ (a number both 20 and 30 go into): tap A fills 3 ℓ a minute and tap B 2 ℓ a minute, so together 5 ℓ a minute and 60 ÷ 5 = 12 minutes. The biggest pack is not always the best buy: compare the price of 1, and think about how many you really need.</w:t>
+              <w:t xml:space="preserve">No. Compare the price of 1: for example 3 pens for $1.95 is 65¢ a pen but 5 pens for $3.10 is 62¢ a pen (here the bigger pack is better); but if the 10-pack costs $7.50 and the 4-pack costs $2.80, the 4-pack is 70¢ a pen and the 10-pack is 75¢ a pen, so the small pack is the better buy. The better buy also depends on how many you really need.</w:t>
             </w:r>
           </w:p>
         </w:tc>
@@ -31371,7 +31371,7 @@
           <w:sz w:val="20"/>
           <w:szCs w:val="20"/>
         </w:rPr>
-        <w:t xml:space="preserve">(a) A 70¢, B 73¢, C 65¢ (Shop C gives 12 cans for $7.80)  (b) Shop C  (c) $13.64: one deal from C (12 cans) and 2 packs from B (8 cans) make exactly 20 cans; $7.80 + $5.84 = $13.64</w:t>
+        <w:t xml:space="preserve">(a) A 70¢, B 73¢, C 65¢ (Shop C gives 12 cans for $7.80)  (b) Shop C  (c) Three ways make exactly 20 cans: 1 deal from C (12 cans) + 2 packs from B = $7.80 + $5.84 = $13.64 (the cheapest); 2 packs from A + 2 packs from B = $8.40 + $5.84 = $14.24; 5 packs from B = $14.60. Any correct way with its correct cost is fine</w:t>
       </w:r>
     </w:p>
     <w:p>
@@ -31593,7 +31593,7 @@
                 <w:sz w:val="20"/>
                 <w:szCs w:val="20"/>
               </w:rPr>
-              <w:t xml:space="preserve">Find any percentage of an amount by building it from 10%, 5% and 1%; work out a discount and then 9% GST on the sale price; find a percentage of a remainder; find a percentage increase or decrease by comparing the change with the original amount; and spot the classic percentage traps.</w:t>
+              <w:t xml:space="preserve">Find any percentage of an amount by building it from 10%, 5% and 1%; work out a discount and then 9% GST on the sale price; find a percentage of a remainder; and spot the classic percentage traps. (A preview of P6, on the Think Harder page: find a percentage increase or decrease by comparing the change with the original amount.)</w:t>
             </w:r>
           </w:p>
         </w:tc>
@@ -34313,7 +34313,7 @@
                 <w:sz w:val="20"/>
                 <w:szCs w:val="20"/>
               </w:rPr>
-              <w:t xml:space="preserve">Workbook Think Harder 1: Siti says, "15% of $80 is $8 + $4 = $12." Explain her method. Use it to find 15% of $46.</w:t>
+              <w:t xml:space="preserve">Workbook Think Harder 1: At a hawker centre, a plate of chicken rice went up from $4 to $5. A month later, it went back down from $5 to $4. (a) Find the percentage increase from $4 to $5. (b) Find the percentage decrease from $5 to $4. (c) Both changes are $1. Why are the two percentages different? Hint: percentage change = the change out of the amount you START with.</w:t>
             </w:r>
           </w:p>
         </w:tc>
@@ -34346,7 +34346,7 @@
                 <w:sz w:val="20"/>
                 <w:szCs w:val="20"/>
               </w:rPr>
-              <w:t xml:space="preserve">She found 10% ($8) and 5% (half of 10%, $4) and added them. 15% of $46 = $4.60 + $2.30 = $6.90.</w:t>
+              <w:t xml:space="preserve">(a) 25% ($1 out of $4)  (b) 20% ($1 out of $5)  (c) Each change is compared with its own starting amount: $1 out of $4 is a bigger part than $1 out of $5. (Percentage change is a P6 skill: a preview.)</w:t>
             </w:r>
           </w:p>
         </w:tc>
@@ -34384,7 +34384,7 @@
                 <w:sz w:val="20"/>
                 <w:szCs w:val="20"/>
               </w:rPr>
-              <w:t xml:space="preserve">Workbook Think Harder 2: A $250 bicycle is sold at a 12% discount. How much money is saved? What is the sale price?</w:t>
+              <w:t xml:space="preserve">Workbook Think Harder 2: A box of cereal costs $15 in two shops. Shop X: "Buy 3, get 1 free!"  Shop Y: "30% off every box!"  Mei buys 4 boxes. (a) How much does she pay at each shop? Which is the better buy, and by how much? (b) Shop X's deal is really how many percent off?</w:t>
             </w:r>
           </w:p>
         </w:tc>
@@ -34417,7 +34417,7 @@
                 <w:sz w:val="20"/>
                 <w:szCs w:val="20"/>
               </w:rPr>
-              <w:t xml:space="preserve">Saved $30 (10% = $25, 2% = $5); sale price $220.</w:t>
+              <w:t xml:space="preserve">(a) Shop X $45 (she pays for 3 boxes); Shop Y $42 (30% of $60 = $18 off). Shop Y is the better buy, by $3.  (b) 25% off (1 box free out of 4, $15 off $60)</w:t>
             </w:r>
           </w:p>
         </w:tc>
@@ -34455,7 +34455,7 @@
                 <w:sz w:val="20"/>
                 <w:szCs w:val="20"/>
               </w:rPr>
-              <w:t xml:space="preserve">Workbook Think Harder 3: A watch costs $80 before GST. GST is 9%. Mei pays with a $100 note. How much change does she get?</w:t>
+              <w:t xml:space="preserve">Workbook Think Harder 3: Siti says, "15% of $80 is $8 + $4 = $12." Explain her method. Use it to find 15% of $46.</w:t>
             </w:r>
           </w:p>
         </w:tc>
@@ -34488,7 +34488,7 @@
                 <w:sz w:val="20"/>
                 <w:szCs w:val="20"/>
               </w:rPr>
-              <w:t xml:space="preserve">$12.80 (GST $7.20, so the watch costs $87.20)</w:t>
+              <w:t xml:space="preserve">She found 10% ($8) and 5% (half of 10%, $4) and added them. 15% of $46 = $4.60 + $2.30 = $6.90.</w:t>
             </w:r>
           </w:p>
         </w:tc>
@@ -34526,7 +34526,7 @@
                 <w:sz w:val="20"/>
                 <w:szCs w:val="20"/>
               </w:rPr>
-              <w:t xml:space="preserve">Workbook Think Harder 4: Siti had $200. She spent 40% of it on shoes and 50% of the rest on a bag. How much money did she have left?</w:t>
+              <w:t xml:space="preserve">Workbook Think Harder 4: A $250 bicycle is sold at a 12% discount. How much money is saved? What is the sale price?</w:t>
             </w:r>
           </w:p>
         </w:tc>
@@ -34559,7 +34559,7 @@
                 <w:sz w:val="20"/>
                 <w:szCs w:val="20"/>
               </w:rPr>
-              <w:t xml:space="preserve">$60 (shoes $80, $120 left, bag $60, $60 left)</w:t>
+              <w:t xml:space="preserve">Saved $30 (10% = $25, 2% = $5); sale price $220.</w:t>
             </w:r>
           </w:p>
         </w:tc>
@@ -35587,7 +35587,7 @@
           <w:sz w:val="20"/>
           <w:szCs w:val="20"/>
         </w:rPr>
-        <w:t xml:space="preserve">(a) 25% ($1 out of $4)  (b) 20% ($1 out of $5)  (c) A percentage change compares the change with the starting amount. $1 out of $4 is a bigger part than $1 out of $5.</w:t>
+        <w:t xml:space="preserve">Girls 24, boys 16. Glasses: girls 6 (25% of 24), boys 8 (50% of 16), whole class 14.  (a) 35% (14 out of 40)</w:t>
       </w:r>
     </w:p>
     <w:p>
@@ -35604,7 +35604,7 @@
           <w:sz w:val="20"/>
           <w:szCs w:val="20"/>
         </w:rPr>
-        <w:t xml:space="preserve">Q6  </w:t>
+        <w:t xml:space="preserve">Think Harder Q1 (a P6 preview: percentage change)  </w:t>
       </w:r>
       <w:r>
         <w:rPr>
@@ -35612,7 +35612,7 @@
           <w:sz w:val="20"/>
           <w:szCs w:val="20"/>
         </w:rPr>
-        <w:t xml:space="preserve">Girls 24, boys 16. Glasses: girls 6 (25% of 24), boys 8 (50% of 16), whole class 14.  (a) 35% (14 out of 40)</w:t>
+        <w:t xml:space="preserve">(a) 25% ($1 out of $4)  (b) 20% ($1 out of $5)  (c) A percentage change compares the change with the starting amount. $1 out of $4 is a bigger part than $1 out of $5.</w:t>
       </w:r>
     </w:p>
     <w:p>
@@ -35629,7 +35629,7 @@
           <w:sz w:val="20"/>
           <w:szCs w:val="20"/>
         </w:rPr>
-        <w:t xml:space="preserve">Q7  </w:t>
+        <w:t xml:space="preserve">Think Harder Q2  </w:t>
       </w:r>
       <w:r>
         <w:rPr>
@@ -40023,7 +40023,7 @@
                 <w:sz w:val="20"/>
                 <w:szCs w:val="20"/>
               </w:rPr>
-              <w:t xml:space="preserve">Matchsticks or toothpicks (about 40), square paper tiles or the square grid from the cut-out pages, mini whiteboard, workbook.</w:t>
+              <w:t xml:space="preserve">Matchsticks or toothpicks (about 20 per child, 40 if possible), square paper tiles or the square grid from the cut-out pages, mini whiteboard, workbook.</w:t>
             </w:r>
           </w:p>
         </w:tc>
@@ -44111,7 +44111,7 @@
                 <w:sz w:val="20"/>
                 <w:szCs w:val="20"/>
               </w:rPr>
-              <w:t xml:space="preserve">Puzzle cards for 4 stations (backwards, logic, counting, guess and check), mini whiteboards, scrap paper, a 3 by 4 grid drawn on paper, certificates, stamps.</w:t>
+              <w:t xml:space="preserve">Four puzzle cards shown on the slide, or sent as images to each breakout room (backwards, logic, counting, guess and check), mini whiteboards, scrap paper, a 3 by 4 grid drawn on paper, certificates, stamps.</w:t>
             </w:r>
           </w:p>
         </w:tc>
@@ -46795,7 +46795,7 @@
                 <w:sz w:val="20"/>
                 <w:szCs w:val="20"/>
               </w:rPr>
-              <w:t xml:space="preserve">Workbook Think Harder 3: The sum of two numbers that are next to each other (consecutive) is 145. What are the two numbers?</w:t>
+              <w:t xml:space="preserve">Workbook Think Harder 3: The sum of two consecutive numbers (numbers that are next to each other, like 40 and 41) is 145. What are the two numbers?</w:t>
             </w:r>
           </w:p>
         </w:tc>
@@ -47852,7 +47852,7 @@
           <w:sz w:val="20"/>
           <w:szCs w:val="20"/>
         </w:rPr>
-        <w:t xml:space="preserve">Ali: chicken rice. Ben: laksa. Mei: satay. Siti: roti prata. (Clue 2 and 4: roti prata is Siti's. Ali is then chicken rice by clue 1. Ben is not satay, so laksa, and Mei has satay.)</w:t>
+        <w:t xml:space="preserve">Ali: chicken rice. Ben: laksa. Mei: satay. Siti: roti prata. (Clue 2 says a girl ordered the roti prata, so it is Mei or Siti, and clue 4 rules out Mei: roti prata is Siti's. Ali is then chicken rice by clue 1. Ben is not satay, so laksa, and Mei has satay.)</w:t>
       </w:r>
     </w:p>
     <w:p>
@@ -53271,7 +53271,30 @@
           <w:sz w:val="21"/>
           <w:szCs w:val="21"/>
         </w:rPr>
-        <w:t xml:space="preserve">Print the workbook and cut-outs, and keep scissors, a ruler and a pencil ready.</w:t>
+        <w:t xml:space="preserve">Print the workbook and cut-outs before the lesson, and keep scissors, a ruler and a pencil ready.</w:t>
+      </w:r>
+    </w:p>
+    <w:p>
+      <w:pPr>
+        <w:keepLines/>
+        <w:spacing w:after="40" w:before="0" w:line="280" w:lineRule="auto"/>
+        <w:ind w:left="420" w:hanging="220"/>
+      </w:pPr>
+      <w:r>
+        <w:rPr>
+          <w:rFonts w:ascii="Arial" w:cs="Arial" w:eastAsia="Arial" w:hAnsi="Arial"/>
+          <w:sz w:val="21"/>
+          <w:szCs w:val="21"/>
+        </w:rPr>
+        <w:t xml:space="preserve">•  </w:t>
+      </w:r>
+      <w:r>
+        <w:rPr>
+          <w:rFonts w:ascii="Arial" w:cs="Arial" w:eastAsia="Arial" w:hAnsi="Arial"/>
+          <w:sz w:val="21"/>
+          <w:szCs w:val="21"/>
+        </w:rPr>
+        <w:t xml:space="preserve">Lesson 5: 24 to 36 small cubes (dice, Lego, sugar cubes) or squared paper. Lesson 9: 20 matchsticks or toothpicks (or squared paper).</w:t>
       </w:r>
     </w:p>
     <w:p>

--- a/p5/P5_Holiday_Program_Guide.docx
+++ b/p5/P5_Holiday_Program_Guide.docx
@@ -14224,7 +14224,7 @@
                 <w:sz w:val="20"/>
                 <w:szCs w:val="20"/>
               </w:rPr>
-              <w:t xml:space="preserve">Workbook Challenge 7: A tank is full of water. 1/3 of the water is let out. Then 1/3 of the water left is let out, and then 1/3 of the water left again. Now 16 litres are left. How much water was in the full tank?</w:t>
+              <w:t xml:space="preserve">Workbook Challenge 7: A tank is full of water. Every hour, 1/3 of the water that is in the tank is let out. After 3 hours there are 16 litres left. (a) How much water was in the full tank? (b) After how many hours is less than half of the original water left? (c) How much water has been let out by then?</w:t>
             </w:r>
           </w:p>
         </w:tc>
@@ -14257,7 +14257,7 @@
                 <w:sz w:val="20"/>
                 <w:szCs w:val="20"/>
               </w:rPr>
-              <w:t xml:space="preserve">54 litres. Each time 2/3 is left: 54 → 36 → 24 → 16.</w:t>
+              <w:t xml:space="preserve">(a) 54 litres: each hour 2/3 is left, 54 → 36 → 24 → 16.  (b) 2 hours: 24 litres is less than half of 54 (27), but after 1 hour 36 litres is more than half.  (c) 54 − 24 = 30 litres.</w:t>
             </w:r>
           </w:p>
         </w:tc>
@@ -22169,7 +22169,7 @@
                 <w:sz w:val="20"/>
                 <w:szCs w:val="20"/>
               </w:rPr>
-              <w:t xml:space="preserve">Workbook Think Harder 3: A square has sides of 10 cm. A triangle is drawn with one side of the square as its base and its top corner on the opposite side. What is the area of the triangle?</w:t>
+              <w:t xml:space="preserve">Workbook Think Harder 3: A triangle and a square have the same area. The square has sides of 6 cm. The triangle has a base of 9 cm. What is the height of the triangle?</w:t>
             </w:r>
           </w:p>
         </w:tc>
@@ -22202,7 +22202,7 @@
                 <w:sz w:val="20"/>
                 <w:szCs w:val="20"/>
               </w:rPr>
-              <w:t xml:space="preserve">50 cm²</w:t>
+              <w:t xml:space="preserve">8 cm (the square is 36 cm², and 1/2 × 9 × 8 = 36).</w:t>
             </w:r>
           </w:p>
         </w:tc>
@@ -46937,7 +46937,7 @@
                 <w:sz w:val="20"/>
                 <w:szCs w:val="20"/>
               </w:rPr>
-              <w:t xml:space="preserve">Workbook Challenge 5: A water tank is 1/3 full. After 20 litres are added it is 1/2 full. How many litres does the full tank hold?</w:t>
+              <w:t xml:space="preserve">Workbook Challenge 5: A water tank is 1/3 full. After 20 litres are added it is 1/2 full. Then 1/4 of the water in the tank is let out. How many litres of water are in the tank now? What fraction of the tank is full?</w:t>
             </w:r>
           </w:p>
         </w:tc>
@@ -46970,7 +46970,7 @@
                 <w:sz w:val="20"/>
                 <w:szCs w:val="20"/>
               </w:rPr>
-              <w:t xml:space="preserve">120 litres. The 20 litres are 1/2 − 1/3 = 1/6 of the tank, so the whole tank is 6 × 20 = 120 litres.</w:t>
+              <w:t xml:space="preserve">45 litres, which is 3/8 of the tank. The 20 litres are 1/2 − 1/3 = 1/6 of the tank, so the full tank holds 120 litres. Half full is 60 litres; letting out 1/4 of it (15 litres) leaves 45 litres, and 45 ÷ 120 = 3/8.</w:t>
             </w:r>
           </w:p>
         </w:tc>
